--- a/documents/grant-stoltman-resume.docx
+++ b/documents/grant-stoltman-resume.docx
@@ -8,6 +8,7 @@
         <w:jc w:val="center"/>
         <w:rPr>
           <w:b w:val="1"/>
+          <w:bCs w:val="1"/>
           <w:sz w:val="40"/>
           <w:szCs w:val="40"/>
         </w:rPr>
@@ -15,6 +16,7 @@
       <w:r>
         <w:rPr>
           <w:b w:val="1"/>
+          <w:bCs w:val="1"/>
           <w:sz w:val="40"/>
           <w:szCs w:val="40"/>
           <w:rtl w:val="0"/>
@@ -40,7 +42,7 @@
           <w:szCs w:val="24"/>
           <w:rtl w:val="0"/>
         </w:rPr>
-        <w:t xml:space="preserve">Data Analyst | Business Analyst | Data Engineer</w:t>
+        <w:t xml:space="preserve">Data Analyst | Data Engineer</w:t>
       </w:r>
     </w:p>
     <w:p>
@@ -144,13 +146,15 @@
         <w:jc w:val="center"/>
         <w:rPr>
           <w:b w:val="1"/>
-          <w:sz w:val="24"/>
-          <w:szCs w:val="24"/>
-        </w:rPr>
-      </w:pPr>
-      <w:r>
-        <w:rPr>
-          <w:b w:val="1"/>
+          <w:bCs w:val="1"/>
+          <w:sz w:val="24"/>
+          <w:szCs w:val="24"/>
+        </w:rPr>
+      </w:pPr>
+      <w:r>
+        <w:rPr>
+          <w:b w:val="1"/>
+          <w:bCs w:val="1"/>
           <w:sz w:val="24"/>
           <w:szCs w:val="24"/>
           <w:rtl w:val="0"/>
@@ -172,11 +176,12 @@
       <w:r>
         <w:rPr>
           <w:b w:val="1"/>
-          <w:sz w:val="24"/>
-          <w:szCs w:val="24"/>
-          <w:rtl w:val="0"/>
-        </w:rPr>
-        <w:t xml:space="preserve">Amazon – Business Analyst, Logistics | Bellevue, WA | Sep 2024 – Present</w:t>
+          <w:bCs w:val="1"/>
+          <w:sz w:val="24"/>
+          <w:szCs w:val="24"/>
+          <w:rtl w:val="0"/>
+        </w:rPr>
+        <w:t xml:space="preserve">Amazon – Business Analyst, Logistics | Bellevue, WA | Sep 2024 – Aug 2025</w:t>
       </w:r>
       <w:r>
         <w:rPr>
@@ -203,6 +208,7 @@
       <w:r>
         <w:rPr>
           <w:b w:val="1"/>
+          <w:bCs w:val="1"/>
           <w:sz w:val="24"/>
           <w:szCs w:val="24"/>
           <w:rtl w:val="0"/>
@@ -237,6 +243,7 @@
       <w:r>
         <w:rPr>
           <w:b w:val="1"/>
+          <w:bCs w:val="1"/>
           <w:sz w:val="24"/>
           <w:szCs w:val="24"/>
           <w:rtl w:val="0"/>
@@ -249,7 +256,7 @@
           <w:szCs w:val="24"/>
           <w:rtl w:val="0"/>
         </w:rPr>
-        <w:t xml:space="preserve">: Develop and maintain QuickSight dashboards, enabling 25+ stakeholders to identify bottlenecks and improve delivery speeds to export countries, and contributing to a 25% reduction in exports delivery time.</w:t>
+        <w:t xml:space="preserve">: Develop and maintain QuickSight dashboards, enabling 30+ stakeholders to identify bottlenecks and improve delivery speeds to export countries, and contributing to a 25% reduction in exports delivery time.</w:t>
       </w:r>
     </w:p>
     <w:p>
@@ -271,6 +278,7 @@
       <w:r>
         <w:rPr>
           <w:b w:val="1"/>
+          <w:bCs w:val="1"/>
           <w:sz w:val="24"/>
           <w:szCs w:val="24"/>
           <w:rtl w:val="0"/>
@@ -305,6 +313,7 @@
       <w:r>
         <w:rPr>
           <w:b w:val="1"/>
+          <w:bCs w:val="1"/>
           <w:sz w:val="24"/>
           <w:szCs w:val="24"/>
           <w:rtl w:val="0"/>
@@ -339,6 +348,7 @@
       <w:r>
         <w:rPr>
           <w:b w:val="1"/>
+          <w:bCs w:val="1"/>
           <w:sz w:val="24"/>
           <w:szCs w:val="24"/>
           <w:rtl w:val="0"/>
@@ -373,6 +383,7 @@
       <w:r>
         <w:rPr>
           <w:b w:val="1"/>
+          <w:bCs w:val="1"/>
           <w:sz w:val="24"/>
           <w:szCs w:val="24"/>
           <w:rtl w:val="0"/>
@@ -402,6 +413,7 @@
         <w:spacing w:after="0" w:line="240" w:lineRule="auto"/>
         <w:rPr>
           <w:b w:val="1"/>
+          <w:bCs w:val="1"/>
           <w:sz w:val="24"/>
           <w:szCs w:val="24"/>
         </w:rPr>
@@ -420,13 +432,15 @@
         <w:spacing w:after="0" w:line="240" w:lineRule="auto"/>
         <w:rPr>
           <w:b w:val="1"/>
-          <w:sz w:val="24"/>
-          <w:szCs w:val="24"/>
-        </w:rPr>
-      </w:pPr>
-      <w:r>
-        <w:rPr>
-          <w:b w:val="1"/>
+          <w:bCs w:val="1"/>
+          <w:sz w:val="24"/>
+          <w:szCs w:val="24"/>
+        </w:rPr>
+      </w:pPr>
+      <w:r>
+        <w:rPr>
+          <w:b w:val="1"/>
+          <w:bCs w:val="1"/>
           <w:sz w:val="24"/>
           <w:szCs w:val="24"/>
           <w:rtl w:val="0"/>
@@ -460,7 +474,9 @@
         <w:jc w:val="left"/>
         <w:rPr>
           <w:b w:val="0"/>
+          <w:bCs w:val="0"/>
           <w:i w:val="0"/>
+          <w:iCs w:val="0"/>
           <w:smallCaps w:val="0"/>
           <w:strike w:val="0"/>
           <w:color w:val="000000"/>
@@ -474,6 +490,7 @@
       <w:r>
         <w:rPr>
           <w:b w:val="1"/>
+          <w:bCs w:val="1"/>
           <w:sz w:val="24"/>
           <w:szCs w:val="24"/>
           <w:rtl w:val="0"/>
@@ -522,6 +539,7 @@
       <w:r>
         <w:rPr>
           <w:b w:val="1"/>
+          <w:bCs w:val="1"/>
           <w:sz w:val="24"/>
           <w:szCs w:val="24"/>
           <w:rtl w:val="0"/>
@@ -568,7 +586,9 @@
         <w:jc w:val="left"/>
         <w:rPr>
           <w:b w:val="0"/>
+          <w:bCs w:val="0"/>
           <w:i w:val="0"/>
+          <w:iCs w:val="0"/>
           <w:smallCaps w:val="0"/>
           <w:strike w:val="0"/>
           <w:color w:val="000000"/>
@@ -582,6 +602,7 @@
       <w:r>
         <w:rPr>
           <w:b w:val="1"/>
+          <w:bCs w:val="1"/>
           <w:sz w:val="24"/>
           <w:szCs w:val="24"/>
           <w:rtl w:val="0"/>
@@ -635,6 +656,7 @@
       <w:r>
         <w:rPr>
           <w:b w:val="1"/>
+          <w:bCs w:val="1"/>
           <w:sz w:val="24"/>
           <w:szCs w:val="24"/>
           <w:rtl w:val="0"/>
@@ -683,6 +705,7 @@
       <w:r>
         <w:rPr>
           <w:b w:val="1"/>
+          <w:bCs w:val="1"/>
           <w:sz w:val="24"/>
           <w:szCs w:val="24"/>
           <w:rtl w:val="0"/>
@@ -737,13 +760,15 @@
         <w:spacing w:after="0" w:line="240" w:lineRule="auto"/>
         <w:rPr>
           <w:b w:val="1"/>
-          <w:sz w:val="24"/>
-          <w:szCs w:val="24"/>
-        </w:rPr>
-      </w:pPr>
-      <w:r>
-        <w:rPr>
-          <w:b w:val="1"/>
+          <w:bCs w:val="1"/>
+          <w:sz w:val="24"/>
+          <w:szCs w:val="24"/>
+        </w:rPr>
+      </w:pPr>
+      <w:r>
+        <w:rPr>
+          <w:b w:val="1"/>
+          <w:bCs w:val="1"/>
           <w:sz w:val="24"/>
           <w:szCs w:val="24"/>
           <w:rtl w:val="0"/>
@@ -777,7 +802,9 @@
         <w:jc w:val="left"/>
         <w:rPr>
           <w:b w:val="0"/>
+          <w:bCs w:val="0"/>
           <w:i w:val="0"/>
+          <w:iCs w:val="0"/>
           <w:smallCaps w:val="0"/>
           <w:strike w:val="0"/>
           <w:color w:val="000000"/>
@@ -791,6 +818,7 @@
       <w:r>
         <w:rPr>
           <w:b w:val="1"/>
+          <w:bCs w:val="1"/>
           <w:sz w:val="24"/>
           <w:szCs w:val="24"/>
           <w:rtl w:val="0"/>
@@ -837,7 +865,9 @@
         <w:jc w:val="left"/>
         <w:rPr>
           <w:b w:val="0"/>
+          <w:bCs w:val="0"/>
           <w:i w:val="0"/>
+          <w:iCs w:val="0"/>
           <w:smallCaps w:val="0"/>
           <w:strike w:val="0"/>
           <w:color w:val="000000"/>
@@ -851,6 +881,7 @@
       <w:r>
         <w:rPr>
           <w:b w:val="1"/>
+          <w:bCs w:val="1"/>
           <w:sz w:val="24"/>
           <w:szCs w:val="24"/>
           <w:rtl w:val="0"/>
@@ -868,6 +899,7 @@
       <w:r>
         <w:rPr>
           <w:b w:val="1"/>
+          <w:bCs w:val="1"/>
           <w:sz w:val="24"/>
           <w:szCs w:val="24"/>
           <w:rtl w:val="0"/>
@@ -902,6 +934,7 @@
       <w:r>
         <w:rPr>
           <w:b w:val="1"/>
+          <w:bCs w:val="1"/>
           <w:sz w:val="24"/>
           <w:szCs w:val="24"/>
           <w:rtl w:val="0"/>
@@ -919,6 +952,7 @@
       <w:r>
         <w:rPr>
           <w:b w:val="1"/>
+          <w:bCs w:val="1"/>
           <w:sz w:val="24"/>
           <w:szCs w:val="24"/>
           <w:rtl w:val="0"/>
@@ -973,13 +1007,15 @@
         <w:spacing w:after="0" w:line="240" w:lineRule="auto"/>
         <w:rPr>
           <w:b w:val="1"/>
-          <w:sz w:val="24"/>
-          <w:szCs w:val="24"/>
-        </w:rPr>
-      </w:pPr>
-      <w:r>
-        <w:rPr>
-          <w:b w:val="1"/>
+          <w:bCs w:val="1"/>
+          <w:sz w:val="24"/>
+          <w:szCs w:val="24"/>
+        </w:rPr>
+      </w:pPr>
+      <w:r>
+        <w:rPr>
+          <w:b w:val="1"/>
+          <w:bCs w:val="1"/>
           <w:sz w:val="24"/>
           <w:szCs w:val="24"/>
           <w:rtl w:val="0"/>
@@ -1006,6 +1042,7 @@
       <w:r>
         <w:rPr>
           <w:b w:val="1"/>
+          <w:bCs w:val="1"/>
           <w:sz w:val="24"/>
           <w:szCs w:val="24"/>
           <w:rtl w:val="0"/>
@@ -1040,6 +1077,7 @@
       <w:r>
         <w:rPr>
           <w:b w:val="1"/>
+          <w:bCs w:val="1"/>
           <w:sz w:val="24"/>
           <w:szCs w:val="24"/>
           <w:rtl w:val="0"/>
@@ -1075,6 +1113,7 @@
       <w:r>
         <w:rPr>
           <w:b w:val="1"/>
+          <w:bCs w:val="1"/>
           <w:sz w:val="24"/>
           <w:szCs w:val="24"/>
           <w:rtl w:val="0"/>
@@ -1110,6 +1149,7 @@
       <w:r>
         <w:rPr>
           <w:b w:val="1"/>
+          <w:bCs w:val="1"/>
           <w:sz w:val="24"/>
           <w:szCs w:val="24"/>
           <w:rtl w:val="0"/>
@@ -1153,7 +1193,9 @@
         <w:rPr>
           <w:rFonts w:ascii="Calibri" w:cs="Calibri" w:eastAsia="Calibri" w:hAnsi="Calibri"/>
           <w:b w:val="0"/>
+          <w:bCs w:val="0"/>
           <w:i w:val="0"/>
+          <w:iCs w:val="0"/>
           <w:smallCaps w:val="0"/>
           <w:strike w:val="0"/>
           <w:color w:val="000000"/>
@@ -1180,13 +1222,15 @@
         <w:jc w:val="center"/>
         <w:rPr>
           <w:b w:val="1"/>
-          <w:sz w:val="24"/>
-          <w:szCs w:val="24"/>
-        </w:rPr>
-      </w:pPr>
-      <w:r>
-        <w:rPr>
-          <w:b w:val="1"/>
+          <w:bCs w:val="1"/>
+          <w:sz w:val="24"/>
+          <w:szCs w:val="24"/>
+        </w:rPr>
+      </w:pPr>
+      <w:r>
+        <w:rPr>
+          <w:b w:val="1"/>
+          <w:bCs w:val="1"/>
           <w:sz w:val="24"/>
           <w:szCs w:val="24"/>
           <w:rtl w:val="0"/>
@@ -1205,6 +1249,7 @@
       <w:r>
         <w:rPr>
           <w:b w:val="1"/>
+          <w:bCs w:val="1"/>
           <w:sz w:val="24"/>
           <w:szCs w:val="24"/>
           <w:rtl w:val="0"/>
@@ -1231,6 +1276,7 @@
       <w:r>
         <w:rPr>
           <w:b w:val="1"/>
+          <w:bCs w:val="1"/>
           <w:sz w:val="24"/>
           <w:szCs w:val="24"/>
           <w:rtl w:val="0"/>
@@ -1243,7 +1289,7 @@
           <w:szCs w:val="24"/>
           <w:rtl w:val="0"/>
         </w:rPr>
-        <w:t xml:space="preserve"> Docker, Apache Airflow, Power BI, Power Query, QuickSight, Looker, Excel, Git, dbt, Terraform</w:t>
+        <w:t xml:space="preserve"> Power BI, Power Query, QuickSight, Looker, Excel, Git, dbt, Terraform, Docker, Apache Airflow, </w:t>
       </w:r>
     </w:p>
     <w:p>
@@ -1257,6 +1303,7 @@
       <w:r>
         <w:rPr>
           <w:b w:val="1"/>
+          <w:bCs w:val="1"/>
           <w:sz w:val="24"/>
           <w:szCs w:val="24"/>
           <w:rtl w:val="0"/>
@@ -1283,6 +1330,7 @@
       <w:r>
         <w:rPr>
           <w:b w:val="1"/>
+          <w:bCs w:val="1"/>
           <w:sz w:val="24"/>
           <w:szCs w:val="24"/>
           <w:rtl w:val="0"/>
@@ -1339,13 +1387,15 @@
         <w:jc w:val="center"/>
         <w:rPr>
           <w:b w:val="1"/>
-          <w:sz w:val="24"/>
-          <w:szCs w:val="24"/>
-        </w:rPr>
-      </w:pPr>
-      <w:r>
-        <w:rPr>
-          <w:b w:val="1"/>
+          <w:bCs w:val="1"/>
+          <w:sz w:val="24"/>
+          <w:szCs w:val="24"/>
+        </w:rPr>
+      </w:pPr>
+      <w:r>
+        <w:rPr>
+          <w:b w:val="1"/>
+          <w:bCs w:val="1"/>
           <w:sz w:val="24"/>
           <w:szCs w:val="24"/>
           <w:rtl w:val="0"/>
@@ -1364,6 +1414,7 @@
       <w:r>
         <w:rPr>
           <w:b w:val="1"/>
+          <w:bCs w:val="1"/>
           <w:sz w:val="24"/>
           <w:szCs w:val="24"/>
           <w:rtl w:val="0"/>
@@ -1390,6 +1441,7 @@
       <w:r>
         <w:rPr>
           <w:b w:val="1"/>
+          <w:bCs w:val="1"/>
           <w:sz w:val="24"/>
           <w:szCs w:val="24"/>
           <w:rtl w:val="0"/>
@@ -1416,6 +1468,7 @@
       <w:r>
         <w:rPr>
           <w:b w:val="1"/>
+          <w:bCs w:val="1"/>
           <w:sz w:val="20"/>
           <w:szCs w:val="20"/>
           <w:rtl w:val="0"/>
@@ -1443,13 +1496,15 @@
         <w:jc w:val="center"/>
         <w:rPr>
           <w:b w:val="1"/>
-          <w:sz w:val="24"/>
-          <w:szCs w:val="24"/>
-        </w:rPr>
-      </w:pPr>
-      <w:r>
-        <w:rPr>
-          <w:b w:val="1"/>
+          <w:bCs w:val="1"/>
+          <w:sz w:val="24"/>
+          <w:szCs w:val="24"/>
+        </w:rPr>
+      </w:pPr>
+      <w:r>
+        <w:rPr>
+          <w:b w:val="1"/>
+          <w:bCs w:val="1"/>
           <w:sz w:val="24"/>
           <w:szCs w:val="24"/>
           <w:rtl w:val="0"/>
@@ -1471,6 +1526,7 @@
       <w:r>
         <w:rPr>
           <w:b w:val="1"/>
+          <w:bCs w:val="1"/>
           <w:sz w:val="24"/>
           <w:szCs w:val="24"/>
           <w:rtl w:val="0"/>
@@ -1765,11 +1821,19 @@
       </w:pPr>
     </w:pPrDefault>
   </w:docDefaults>
+  <w:style w:type="table" w:styleId="TableNormal" w:default="1">
+    <w:name w:val="TableNormal"/>
+    <w:tblPr>
+      <w:tblCellMar>
+        <w:top w:w="100.0" w:type="dxa"/>
+        <w:left w:w="100.0" w:type="dxa"/>
+        <w:bottom w:w="100.0" w:type="dxa"/>
+        <w:right w:w="100.0" w:type="dxa"/>
+      </w:tblCellMar>
+    </w:tblPr>
+  </w:style>
   <w:style w:type="paragraph" w:styleId="Normal" w:default="1">
     <w:name w:val="normal"/>
-  </w:style>
-  <w:style w:type="table" w:styleId="TableNormal" w:default="1">
-    <w:name w:val="TableNormal"/>
   </w:style>
   <w:style w:type="paragraph" w:styleId="Heading1">
     <w:name w:val="heading 1"/>
@@ -1783,6 +1847,7 @@
     </w:pPr>
     <w:rPr>
       <w:b w:val="1"/>
+      <w:bCs w:val="1"/>
       <w:sz w:val="48"/>
       <w:szCs w:val="48"/>
     </w:rPr>
@@ -1799,6 +1864,7 @@
     </w:pPr>
     <w:rPr>
       <w:b w:val="1"/>
+      <w:bCs w:val="1"/>
       <w:sz w:val="36"/>
       <w:szCs w:val="36"/>
     </w:rPr>
@@ -1815,6 +1881,7 @@
     </w:pPr>
     <w:rPr>
       <w:b w:val="1"/>
+      <w:bCs w:val="1"/>
       <w:sz w:val="28"/>
       <w:szCs w:val="28"/>
     </w:rPr>
@@ -1831,6 +1898,7 @@
     </w:pPr>
     <w:rPr>
       <w:b w:val="1"/>
+      <w:bCs w:val="1"/>
       <w:sz w:val="24"/>
       <w:szCs w:val="24"/>
     </w:rPr>
@@ -1847,6 +1915,7 @@
     </w:pPr>
     <w:rPr>
       <w:b w:val="1"/>
+      <w:bCs w:val="1"/>
       <w:sz w:val="22"/>
       <w:szCs w:val="22"/>
     </w:rPr>
@@ -1863,6 +1932,7 @@
     </w:pPr>
     <w:rPr>
       <w:b w:val="1"/>
+      <w:bCs w:val="1"/>
       <w:sz w:val="20"/>
       <w:szCs w:val="20"/>
     </w:rPr>
@@ -1879,6 +1949,7 @@
     </w:pPr>
     <w:rPr>
       <w:b w:val="1"/>
+      <w:bCs w:val="1"/>
       <w:sz w:val="72"/>
       <w:szCs w:val="72"/>
     </w:rPr>
@@ -1896,6 +1967,7 @@
     <w:rPr>
       <w:rFonts w:ascii="Georgia" w:cs="Georgia" w:eastAsia="Georgia" w:hAnsi="Georgia"/>
       <w:i w:val="1"/>
+      <w:iCs w:val="1"/>
       <w:color w:val="666666"/>
       <w:sz w:val="48"/>
       <w:szCs w:val="48"/>
